--- a/pcd_automation/processos/PCD_2026_000345678_001_Ricardo_Nunes_Pereira_2026-03-09/00_comunicacao_disciplinar.docx
+++ b/pcd_automation/processos/PCD_2026_000345678_001_Ricardo_Nunes_Pereira_2026-03-09/00_comunicacao_disciplinar.docx
@@ -510,7 +510,7 @@
         </w:rPr>
         <w:t xml:space="preserve">DIA: 05/03/2026</w:t>
         <w:tab/>
-        <w:t xml:space="preserve">HORA: 8</w:t>
+        <w:t xml:space="preserve">HORA: 08h20min</w:t>
       </w:r>
     </w:p>
     <w:p>
